--- a/download/service_providing_group_product_application_comment.docx
+++ b/download/service_providing_group_product_application_comment.docx
@@ -2,7 +2,7 @@
 <file path=word/document.xml><?xml version="1.0" encoding="utf-8"?>
 <w:document xmlns:w="http://schemas.openxmlformats.org/wordprocessingml/2006/main" xmlns:m="http://schemas.openxmlformats.org/officeDocument/2006/math" xmlns:r="http://schemas.openxmlformats.org/officeDocument/2006/relationships" xmlns:o="urn:schemas-microsoft-com:office:office" xmlns:v="urn:schemas-microsoft-com:vml" xmlns:w10="urn:schemas-microsoft-com:office:word" xmlns:a="http://schemas.openxmlformats.org/drawingml/2006/main" xmlns:pic="http://schemas.openxmlformats.org/drawingml/2006/picture" xmlns:wp="http://schemas.openxmlformats.org/drawingml/2006/wordprocessingDrawing">
   <w:body>
-    <w:bookmarkStart w:id="43" w:name="X80a30e1362f62843bf9742a93e39c680da6c921"/>
+    <w:bookmarkStart w:id="43" w:name="_80a30e1362f62843bf9742a93e39c680da6c921"/>
     <w:p>
       <w:pPr>
         <w:pStyle w:val="Overskrift1"/>
@@ -47,7 +47,7 @@
         <w:t xml:space="preserve">.</w:t>
       </w:r>
     </w:p>
-    <w:bookmarkStart w:id="23" w:name="relevant-links"/>
+    <w:bookmarkStart w:id="23" w:name="_79afa4f38a91732ffbb4c55883dc88cdfa88c95"/>
     <w:p>
       <w:pPr>
         <w:pStyle w:val="Overskrift2"/>
@@ -91,7 +91,7 @@
       </w:hyperlink>
     </w:p>
     <w:bookmarkEnd w:id="23"/>
-    <w:bookmarkStart w:id="25" w:name="fields"/>
+    <w:bookmarkStart w:id="25" w:name="_fields"/>
     <w:p>
       <w:pPr>
         <w:pStyle w:val="Overskrift2"/>
@@ -624,7 +624,7 @@
       </w:tr>
     </w:tbl>
     <w:bookmarkEnd w:id="25"/>
-    <w:bookmarkStart w:id="26" w:name="validation-rules"/>
+    <w:bookmarkStart w:id="26" w:name="_59f998a8f2e664043807375c511f11331608f95"/>
     <w:p>
       <w:pPr>
         <w:pStyle w:val="Overskrift2"/>
@@ -642,7 +642,7 @@
       </w:r>
     </w:p>
     <w:bookmarkEnd w:id="26"/>
-    <w:bookmarkStart w:id="27" w:name="notifications"/>
+    <w:bookmarkStart w:id="27" w:name="_notifications"/>
     <w:p>
       <w:pPr>
         <w:pStyle w:val="Overskrift2"/>
@@ -735,7 +735,7 @@
       </w:tr>
     </w:tbl>
     <w:bookmarkEnd w:id="27"/>
-    <w:bookmarkStart w:id="42" w:name="authorization"/>
+    <w:bookmarkStart w:id="42" w:name="_authorization"/>
     <w:p>
       <w:pPr>
         <w:pStyle w:val="Overskrift2"/>
@@ -744,7 +744,7 @@
         <w:t xml:space="preserve">Authorization</w:t>
       </w:r>
     </w:p>
-    <w:bookmarkStart w:id="39" w:name="resource-level-authorization"/>
+    <w:bookmarkStart w:id="39" w:name="_ea7458f1c517e163e4c33e527853f16a851511d"/>
     <w:p>
       <w:pPr>
         <w:pStyle w:val="Overskrift3"/>
@@ -797,7 +797,7 @@
         <w:t xml:space="preserve">.</w:t>
       </w:r>
     </w:p>
-    <w:bookmarkStart w:id="29" w:name="anonymous"/>
+    <w:bookmarkStart w:id="29" w:name="_anonymous"/>
     <w:p>
       <w:pPr>
         <w:pStyle w:val="Overskrift4"/>
@@ -815,7 +815,7 @@
       </w:r>
     </w:p>
     <w:bookmarkEnd w:id="29"/>
-    <w:bookmarkStart w:id="30" w:name="common"/>
+    <w:bookmarkStart w:id="30" w:name="_common"/>
     <w:p>
       <w:pPr>
         <w:pStyle w:val="Overskrift4"/>
@@ -910,7 +910,7 @@
       </w:tr>
     </w:tbl>
     <w:bookmarkEnd w:id="30"/>
-    <w:bookmarkStart w:id="31" w:name="balance-responsible-party"/>
+    <w:bookmarkStart w:id="31" w:name="_33d042ea865d9ccdd21972e4941eb9a3e57dea9"/>
     <w:p>
       <w:pPr>
         <w:pStyle w:val="Overskrift4"/>
@@ -928,7 +928,7 @@
       </w:r>
     </w:p>
     <w:bookmarkEnd w:id="31"/>
-    <w:bookmarkStart w:id="32" w:name="end-user"/>
+    <w:bookmarkStart w:id="32" w:name="_587ff7c550b65da706cc6ed28c28196eac21d0d"/>
     <w:p>
       <w:pPr>
         <w:pStyle w:val="Overskrift4"/>
@@ -946,7 +946,7 @@
       </w:r>
     </w:p>
     <w:bookmarkEnd w:id="32"/>
-    <w:bookmarkStart w:id="33" w:name="energy-supplier"/>
+    <w:bookmarkStart w:id="33" w:name="_0ae40e3cd02a5e6cf223650bdd6f54d616f5022"/>
     <w:p>
       <w:pPr>
         <w:pStyle w:val="Overskrift4"/>
@@ -964,7 +964,7 @@
       </w:r>
     </w:p>
     <w:bookmarkEnd w:id="33"/>
-    <w:bookmarkStart w:id="34" w:name="flexibility-information-system-operator"/>
+    <w:bookmarkStart w:id="34" w:name="_205d448ec611aeec17125b0a6a21826729c6ace"/>
     <w:p>
       <w:pPr>
         <w:pStyle w:val="Overskrift4"/>
@@ -1094,7 +1094,7 @@
       </w:tr>
     </w:tbl>
     <w:bookmarkEnd w:id="34"/>
-    <w:bookmarkStart w:id="35" w:name="organisation"/>
+    <w:bookmarkStart w:id="35" w:name="_organisation"/>
     <w:p>
       <w:pPr>
         <w:pStyle w:val="Overskrift4"/>
@@ -1112,7 +1112,7 @@
       </w:r>
     </w:p>
     <w:bookmarkEnd w:id="35"/>
-    <w:bookmarkStart w:id="36" w:name="system-operator"/>
+    <w:bookmarkStart w:id="36" w:name="_fc1969e12ffa04b3f787795e7ddfde406a09f5a"/>
     <w:p>
       <w:pPr>
         <w:pStyle w:val="Overskrift4"/>
@@ -1278,7 +1278,7 @@
       </w:tr>
     </w:tbl>
     <w:bookmarkEnd w:id="36"/>
-    <w:bookmarkStart w:id="37" w:name="service-provider"/>
+    <w:bookmarkStart w:id="37" w:name="_b462e6d210ec9c712e4b2292c76af28fc130787"/>
     <w:p>
       <w:pPr>
         <w:pStyle w:val="Overskrift4"/>
@@ -1444,7 +1444,7 @@
       </w:tr>
     </w:tbl>
     <w:bookmarkEnd w:id="37"/>
-    <w:bookmarkStart w:id="38" w:name="third-party"/>
+    <w:bookmarkStart w:id="38" w:name="_27deb66bcd01342a3df78b2190e8adbdc1219d6"/>
     <w:p>
       <w:pPr>
         <w:pStyle w:val="Overskrift4"/>
@@ -1463,7 +1463,7 @@
     </w:p>
     <w:bookmarkEnd w:id="38"/>
     <w:bookmarkEnd w:id="39"/>
-    <w:bookmarkStart w:id="41" w:name="field-level-authorization"/>
+    <w:bookmarkStart w:id="41" w:name="_12ddb80e42fe95428c38865dcd3a67097e70e69"/>
     <w:p>
       <w:pPr>
         <w:pStyle w:val="Overskrift3"/>
